--- a/public/resume/cv-software.docx
+++ b/public/resume/cv-software.docx
@@ -33,7 +33,7 @@
         </w:rPr>
         <w:t xml:space="preserve">✉ </w:t>
       </w:r>
-      <w:hyperlink w:history="1" r:id="rIdvgyjcrdm7sragvtlbageu">
+      <w:hyperlink w:history="1" r:id="rIdk3plbj4yiwhvg7bfrmqcd">
         <w:r>
           <w:rPr>
             <w:rFonts w:ascii="Calibri" w:cs="Calibri" w:eastAsia="Calibri" w:hAnsi="Calibri"/>
@@ -63,7 +63,7 @@
         </w:rPr>
         <w:t xml:space="preserve">• </w:t>
       </w:r>
-      <w:hyperlink w:history="1" r:id="rId2z5qvp4ve1-2a2a5oq1it">
+      <w:hyperlink w:history="1" r:id="rIdjti6rdeig6u65ubnxdxpd">
         <w:r>
           <w:rPr>
             <w:rFonts w:ascii="Calibri" w:cs="Calibri" w:eastAsia="Calibri" w:hAnsi="Calibri"/>
@@ -93,7 +93,7 @@
         </w:rPr>
         <w:t xml:space="preserve">⁠in </w:t>
       </w:r>
-      <w:hyperlink w:history="1" r:id="rIdapaqsxgn0dilkd4cwmeog">
+      <w:hyperlink w:history="1" r:id="rIdhbtjpkaltixxazw36ojik">
         <w:r>
           <w:rPr>
             <w:rFonts w:ascii="Calibri" w:cs="Calibri" w:eastAsia="Calibri" w:hAnsi="Calibri"/>
@@ -123,7 +123,7 @@
         </w:rPr>
         <w:t xml:space="preserve">◔ </w:t>
       </w:r>
-      <w:hyperlink w:history="1" r:id="rId4jdulzb4ovvqpxgtrg5zx">
+      <w:hyperlink w:history="1" r:id="rIdtdwoszxfn7sux_25fmghl">
         <w:r>
           <w:rPr>
             <w:rFonts w:ascii="Calibri" w:cs="Calibri" w:eastAsia="Calibri" w:hAnsi="Calibri"/>
@@ -153,7 +153,7 @@
         </w:rPr>
         <w:t xml:space="preserve">Ⓘ </w:t>
       </w:r>
-      <w:hyperlink w:history="1" r:id="rId-4qqajdrf8acwiuypm2ne">
+      <w:hyperlink w:history="1" r:id="rIdxkomykavuiloycawbpcfb">
         <w:r>
           <w:rPr>
             <w:rFonts w:ascii="Calibri" w:cs="Calibri" w:eastAsia="Calibri" w:hAnsi="Calibri"/>
@@ -716,7 +716,7 @@
         </w:rPr>
         <w:t xml:space="preserve">   </w:t>
       </w:r>
-      <w:hyperlink w:history="1" r:id="rIddd3pzlrtpg_3wzyxbrp4n">
+      <w:hyperlink w:history="1" r:id="rIdyqgumkjebphdby6_vssn5">
         <w:r>
           <w:rPr>
             <w:rFonts w:ascii="Calibri" w:cs="Calibri" w:eastAsia="Calibri" w:hAnsi="Calibri"/>
@@ -744,7 +744,7 @@
         </w:rPr>
         <w:t xml:space="preserve">| </w:t>
       </w:r>
-      <w:hyperlink w:history="1" r:id="rIdpu9achawlbndhvi6loucz">
+      <w:hyperlink w:history="1" r:id="rIdvxhktti6p_pc5leeguvs9">
         <w:r>
           <w:rPr>
             <w:rFonts w:ascii="Calibri" w:cs="Calibri" w:eastAsia="Calibri" w:hAnsi="Calibri"/>
@@ -772,7 +772,7 @@
         </w:rPr>
         <w:t xml:space="preserve">| </w:t>
       </w:r>
-      <w:hyperlink w:history="1" r:id="rIdzxpnxkhrvzzslrroakftv">
+      <w:hyperlink w:history="1" r:id="rId1qnjw3winanpgf4hkphno">
         <w:r>
           <w:rPr>
             <w:rFonts w:ascii="Calibri" w:cs="Calibri" w:eastAsia="Calibri" w:hAnsi="Calibri"/>
@@ -939,7 +939,7 @@
         </w:rPr>
         <w:t xml:space="preserve">   </w:t>
       </w:r>
-      <w:hyperlink w:history="1" r:id="rId9hd_xt1fuw7fhxkfrbead">
+      <w:hyperlink w:history="1" r:id="rIduchfvrcgii2gshyxpglcv">
         <w:r>
           <w:rPr>
             <w:rFonts w:ascii="Calibri" w:cs="Calibri" w:eastAsia="Calibri" w:hAnsi="Calibri"/>
@@ -967,7 +967,7 @@
         </w:rPr>
         <w:t xml:space="preserve">| </w:t>
       </w:r>
-      <w:hyperlink w:history="1" r:id="rId3cvlijjtftrybfzeay0kl">
+      <w:hyperlink w:history="1" r:id="rIdiidpn01n47eqcjing0yy4">
         <w:r>
           <w:rPr>
             <w:rFonts w:ascii="Calibri" w:cs="Calibri" w:eastAsia="Calibri" w:hAnsi="Calibri"/>
@@ -995,7 +995,7 @@
         </w:rPr>
         <w:t xml:space="preserve">| </w:t>
       </w:r>
-      <w:hyperlink w:history="1" r:id="rIdbmpigo2biet67bez6dsrr">
+      <w:hyperlink w:history="1" r:id="rIdysysyklat5pundzoa1pum">
         <w:r>
           <w:rPr>
             <w:rFonts w:ascii="Calibri" w:cs="Calibri" w:eastAsia="Calibri" w:hAnsi="Calibri"/>
@@ -1348,7 +1348,7 @@
         </w:rPr>
         <w:t xml:space="preserve">   </w:t>
       </w:r>
-      <w:hyperlink w:history="1" r:id="rIdddjx-9zjqeqemic3d8rh5">
+      <w:hyperlink w:history="1" r:id="rIdey4qtq7h_ghwepslirk3g">
         <w:r>
           <w:rPr>
             <w:rFonts w:ascii="Calibri" w:cs="Calibri" w:eastAsia="Calibri" w:hAnsi="Calibri"/>
@@ -1376,7 +1376,7 @@
         </w:rPr>
         <w:t xml:space="preserve">| </w:t>
       </w:r>
-      <w:hyperlink w:history="1" r:id="rIdejy7wju1e2kif0o1ueofn">
+      <w:hyperlink w:history="1" r:id="rIdofegldvj3vknjvseslx1h">
         <w:r>
           <w:rPr>
             <w:rFonts w:ascii="Calibri" w:cs="Calibri" w:eastAsia="Calibri" w:hAnsi="Calibri"/>
@@ -1505,7 +1505,7 @@
         </w:rPr>
         <w:t xml:space="preserve">   </w:t>
       </w:r>
-      <w:hyperlink w:history="1" r:id="rIdxbu370rhf2c64zn5lfcy9">
+      <w:hyperlink w:history="1" r:id="rId6as1icijovj2osz_2ys9a">
         <w:r>
           <w:rPr>
             <w:rFonts w:ascii="Calibri" w:cs="Calibri" w:eastAsia="Calibri" w:hAnsi="Calibri"/>
@@ -1533,7 +1533,7 @@
         </w:rPr>
         <w:t xml:space="preserve">| </w:t>
       </w:r>
-      <w:hyperlink w:history="1" r:id="rIdjhb0dnenmzyf-wblnkwd7">
+      <w:hyperlink w:history="1" r:id="rIdm2jnddhbe0ssysptrd5-v">
         <w:r>
           <w:rPr>
             <w:rFonts w:ascii="Calibri" w:cs="Calibri" w:eastAsia="Calibri" w:hAnsi="Calibri"/>
@@ -1666,7 +1666,7 @@
         </w:rPr>
         <w:t xml:space="preserve">   </w:t>
       </w:r>
-      <w:hyperlink w:history="1" r:id="rIdfc5-w2mudo4rrl2pnn9fs">
+      <w:hyperlink w:history="1" r:id="rIdj_bmi491s1eeq9t7cxu91">
         <w:r>
           <w:rPr>
             <w:rFonts w:ascii="Calibri" w:cs="Calibri" w:eastAsia="Calibri" w:hAnsi="Calibri"/>
@@ -1816,7 +1816,7 @@
         </w:rPr>
         <w:t xml:space="preserve">   </w:t>
       </w:r>
-      <w:hyperlink w:history="1" r:id="rIdcdeslr1khnlccatzawe8e">
+      <w:hyperlink w:history="1" r:id="rIdjkylmjrr-yq7qoekw-bww">
         <w:r>
           <w:rPr>
             <w:rFonts w:ascii="Calibri" w:cs="Calibri" w:eastAsia="Calibri" w:hAnsi="Calibri"/>
@@ -2584,7 +2584,7 @@
         </w:rPr>
         <w:t xml:space="preserve">   </w:t>
       </w:r>
-      <w:hyperlink w:history="1" r:id="rIdnrmdjfj8hksnbyfijtewl">
+      <w:hyperlink w:history="1" r:id="rIdhjmyexjxsmdf5zgddieno">
         <w:r>
           <w:rPr>
             <w:rFonts w:ascii="Calibri" w:cs="Calibri" w:eastAsia="Calibri" w:hAnsi="Calibri"/>
@@ -2612,7 +2612,7 @@
         </w:rPr>
         <w:t xml:space="preserve">| </w:t>
       </w:r>
-      <w:hyperlink w:history="1" r:id="rId-tzsvek1dkry2abn--la0">
+      <w:hyperlink w:history="1" r:id="rIdjm251nizdxkeyv5ynkhtc">
         <w:r>
           <w:rPr>
             <w:rFonts w:ascii="Calibri" w:cs="Calibri" w:eastAsia="Calibri" w:hAnsi="Calibri"/>

--- a/public/resume/cv-software.docx
+++ b/public/resume/cv-software.docx
@@ -33,7 +33,7 @@
         </w:rPr>
         <w:t xml:space="preserve">✉ </w:t>
       </w:r>
-      <w:hyperlink w:history="1" r:id="rIdk3plbj4yiwhvg7bfrmqcd">
+      <w:hyperlink w:history="1" r:id="rId_jidzcbhwzlcst8_lvjop">
         <w:r>
           <w:rPr>
             <w:rFonts w:ascii="Calibri" w:cs="Calibri" w:eastAsia="Calibri" w:hAnsi="Calibri"/>
@@ -63,7 +63,7 @@
         </w:rPr>
         <w:t xml:space="preserve">• </w:t>
       </w:r>
-      <w:hyperlink w:history="1" r:id="rIdjti6rdeig6u65ubnxdxpd">
+      <w:hyperlink w:history="1" r:id="rIdj_bi0ougbbyk95yjgua4o">
         <w:r>
           <w:rPr>
             <w:rFonts w:ascii="Calibri" w:cs="Calibri" w:eastAsia="Calibri" w:hAnsi="Calibri"/>
@@ -93,7 +93,7 @@
         </w:rPr>
         <w:t xml:space="preserve">⁠in </w:t>
       </w:r>
-      <w:hyperlink w:history="1" r:id="rIdhbtjpkaltixxazw36ojik">
+      <w:hyperlink w:history="1" r:id="rIdu6dgssmrrqkulvpsa-dim">
         <w:r>
           <w:rPr>
             <w:rFonts w:ascii="Calibri" w:cs="Calibri" w:eastAsia="Calibri" w:hAnsi="Calibri"/>
@@ -123,7 +123,7 @@
         </w:rPr>
         <w:t xml:space="preserve">◔ </w:t>
       </w:r>
-      <w:hyperlink w:history="1" r:id="rIdtdwoszxfn7sux_25fmghl">
+      <w:hyperlink w:history="1" r:id="rId-demzhnpufrpchou9erhg">
         <w:r>
           <w:rPr>
             <w:rFonts w:ascii="Calibri" w:cs="Calibri" w:eastAsia="Calibri" w:hAnsi="Calibri"/>
@@ -153,7 +153,7 @@
         </w:rPr>
         <w:t xml:space="preserve">Ⓘ </w:t>
       </w:r>
-      <w:hyperlink w:history="1" r:id="rIdxkomykavuiloycawbpcfb">
+      <w:hyperlink w:history="1" r:id="rIdcphbhvlo1c2wz_0yrmkvg">
         <w:r>
           <w:rPr>
             <w:rFonts w:ascii="Calibri" w:cs="Calibri" w:eastAsia="Calibri" w:hAnsi="Calibri"/>
@@ -716,7 +716,7 @@
         </w:rPr>
         <w:t xml:space="preserve">   </w:t>
       </w:r>
-      <w:hyperlink w:history="1" r:id="rIdyqgumkjebphdby6_vssn5">
+      <w:hyperlink w:history="1" r:id="rIdxnsdixkrwf2mc33g-szzl">
         <w:r>
           <w:rPr>
             <w:rFonts w:ascii="Calibri" w:cs="Calibri" w:eastAsia="Calibri" w:hAnsi="Calibri"/>
@@ -744,7 +744,7 @@
         </w:rPr>
         <w:t xml:space="preserve">| </w:t>
       </w:r>
-      <w:hyperlink w:history="1" r:id="rIdvxhktti6p_pc5leeguvs9">
+      <w:hyperlink w:history="1" r:id="rIdvbs3aqqtmijlcgscscufr">
         <w:r>
           <w:rPr>
             <w:rFonts w:ascii="Calibri" w:cs="Calibri" w:eastAsia="Calibri" w:hAnsi="Calibri"/>
@@ -772,7 +772,7 @@
         </w:rPr>
         <w:t xml:space="preserve">| </w:t>
       </w:r>
-      <w:hyperlink w:history="1" r:id="rId1qnjw3winanpgf4hkphno">
+      <w:hyperlink w:history="1" r:id="rId2b3euwxnlcid79-daqp--">
         <w:r>
           <w:rPr>
             <w:rFonts w:ascii="Calibri" w:cs="Calibri" w:eastAsia="Calibri" w:hAnsi="Calibri"/>
@@ -939,7 +939,7 @@
         </w:rPr>
         <w:t xml:space="preserve">   </w:t>
       </w:r>
-      <w:hyperlink w:history="1" r:id="rIduchfvrcgii2gshyxpglcv">
+      <w:hyperlink w:history="1" r:id="rId_lgmkiqz5tmaojsreyrhb">
         <w:r>
           <w:rPr>
             <w:rFonts w:ascii="Calibri" w:cs="Calibri" w:eastAsia="Calibri" w:hAnsi="Calibri"/>
@@ -967,7 +967,7 @@
         </w:rPr>
         <w:t xml:space="preserve">| </w:t>
       </w:r>
-      <w:hyperlink w:history="1" r:id="rIdiidpn01n47eqcjing0yy4">
+      <w:hyperlink w:history="1" r:id="rIdveonrruxkaj8k0gwdbl5b">
         <w:r>
           <w:rPr>
             <w:rFonts w:ascii="Calibri" w:cs="Calibri" w:eastAsia="Calibri" w:hAnsi="Calibri"/>
@@ -995,7 +995,7 @@
         </w:rPr>
         <w:t xml:space="preserve">| </w:t>
       </w:r>
-      <w:hyperlink w:history="1" r:id="rIdysysyklat5pundzoa1pum">
+      <w:hyperlink w:history="1" r:id="rId4csau_r4nqzo_blhjbw0x">
         <w:r>
           <w:rPr>
             <w:rFonts w:ascii="Calibri" w:cs="Calibri" w:eastAsia="Calibri" w:hAnsi="Calibri"/>
@@ -1348,7 +1348,7 @@
         </w:rPr>
         <w:t xml:space="preserve">   </w:t>
       </w:r>
-      <w:hyperlink w:history="1" r:id="rIdey4qtq7h_ghwepslirk3g">
+      <w:hyperlink w:history="1" r:id="rIdrj0ndbl_8jnn0jxbxej2d">
         <w:r>
           <w:rPr>
             <w:rFonts w:ascii="Calibri" w:cs="Calibri" w:eastAsia="Calibri" w:hAnsi="Calibri"/>
@@ -1376,7 +1376,7 @@
         </w:rPr>
         <w:t xml:space="preserve">| </w:t>
       </w:r>
-      <w:hyperlink w:history="1" r:id="rIdofegldvj3vknjvseslx1h">
+      <w:hyperlink w:history="1" r:id="rId6clnntyariersm34tis4p">
         <w:r>
           <w:rPr>
             <w:rFonts w:ascii="Calibri" w:cs="Calibri" w:eastAsia="Calibri" w:hAnsi="Calibri"/>
@@ -1505,7 +1505,7 @@
         </w:rPr>
         <w:t xml:space="preserve">   </w:t>
       </w:r>
-      <w:hyperlink w:history="1" r:id="rId6as1icijovj2osz_2ys9a">
+      <w:hyperlink w:history="1" r:id="rIdiokrsdael6h9bizgwmcuu">
         <w:r>
           <w:rPr>
             <w:rFonts w:ascii="Calibri" w:cs="Calibri" w:eastAsia="Calibri" w:hAnsi="Calibri"/>
@@ -1533,7 +1533,7 @@
         </w:rPr>
         <w:t xml:space="preserve">| </w:t>
       </w:r>
-      <w:hyperlink w:history="1" r:id="rIdm2jnddhbe0ssysptrd5-v">
+      <w:hyperlink w:history="1" r:id="rIdmbiajrhshowlmn6ptb0jd">
         <w:r>
           <w:rPr>
             <w:rFonts w:ascii="Calibri" w:cs="Calibri" w:eastAsia="Calibri" w:hAnsi="Calibri"/>
@@ -1666,7 +1666,7 @@
         </w:rPr>
         <w:t xml:space="preserve">   </w:t>
       </w:r>
-      <w:hyperlink w:history="1" r:id="rIdj_bmi491s1eeq9t7cxu91">
+      <w:hyperlink w:history="1" r:id="rIdlw2kvrfqyyceypyotpv9h">
         <w:r>
           <w:rPr>
             <w:rFonts w:ascii="Calibri" w:cs="Calibri" w:eastAsia="Calibri" w:hAnsi="Calibri"/>
@@ -1816,7 +1816,7 @@
         </w:rPr>
         <w:t xml:space="preserve">   </w:t>
       </w:r>
-      <w:hyperlink w:history="1" r:id="rIdjkylmjrr-yq7qoekw-bww">
+      <w:hyperlink w:history="1" r:id="rIdtpvsb-udm7jdle6uzi5oh">
         <w:r>
           <w:rPr>
             <w:rFonts w:ascii="Calibri" w:cs="Calibri" w:eastAsia="Calibri" w:hAnsi="Calibri"/>
@@ -2584,7 +2584,7 @@
         </w:rPr>
         <w:t xml:space="preserve">   </w:t>
       </w:r>
-      <w:hyperlink w:history="1" r:id="rIdhjmyexjxsmdf5zgddieno">
+      <w:hyperlink w:history="1" r:id="rIdbntx4qer_2suofove-zi2">
         <w:r>
           <w:rPr>
             <w:rFonts w:ascii="Calibri" w:cs="Calibri" w:eastAsia="Calibri" w:hAnsi="Calibri"/>
@@ -2612,7 +2612,7 @@
         </w:rPr>
         <w:t xml:space="preserve">| </w:t>
       </w:r>
-      <w:hyperlink w:history="1" r:id="rIdjm251nizdxkeyv5ynkhtc">
+      <w:hyperlink w:history="1" r:id="rIdtbh6oy9qpfk8ucl_7alek">
         <w:r>
           <w:rPr>
             <w:rFonts w:ascii="Calibri" w:cs="Calibri" w:eastAsia="Calibri" w:hAnsi="Calibri"/>
